--- a/ЛР2_КСиС_Синютин.docx
+++ b/ЛР2_КСиС_Синютин.docx
@@ -51,7 +51,31 @@
           <w:sz w:val="28"/>
           <w:szCs w:val="28"/>
         </w:rPr>
-        <w:t>Григорьев К. С.</w:t>
+        <w:t>Синютин Н</w:t>
+      </w:r>
+      <w:r>
+        <w:rPr>
+          <w:rFonts w:ascii="Times New Roman" w:hAnsi="Times New Roman" w:cs="Times New Roman"/>
+          <w:sz w:val="28"/>
+          <w:szCs w:val="28"/>
+        </w:rPr>
+        <w:t xml:space="preserve">. </w:t>
+      </w:r>
+      <w:r>
+        <w:rPr>
+          <w:rFonts w:ascii="Times New Roman" w:hAnsi="Times New Roman" w:cs="Times New Roman"/>
+          <w:sz w:val="28"/>
+          <w:szCs w:val="28"/>
+        </w:rPr>
+        <w:t>Б</w:t>
+      </w:r>
+      <w:r>
+        <w:rPr>
+          <w:rFonts w:ascii="Times New Roman" w:hAnsi="Times New Roman" w:cs="Times New Roman"/>
+          <w:sz w:val="28"/>
+          <w:szCs w:val="28"/>
+        </w:rPr>
+        <w:t>.</w:t>
       </w:r>
     </w:p>
     <w:p>
@@ -89,7 +113,15 @@
           <w:sz w:val="28"/>
           <w:szCs w:val="28"/>
         </w:rPr>
-        <w:t>Вариант 10</w:t>
+        <w:t xml:space="preserve">Вариант </w:t>
+      </w:r>
+      <w:r>
+        <w:rPr>
+          <w:rFonts w:ascii="Times New Roman" w:hAnsi="Times New Roman" w:cs="Times New Roman"/>
+          <w:sz w:val="28"/>
+          <w:szCs w:val="28"/>
+        </w:rPr>
+        <w:t>28</w:t>
       </w:r>
     </w:p>
     <w:p>
@@ -138,7 +170,61 @@
           <w:sz w:val="28"/>
           <w:szCs w:val="28"/>
         </w:rPr>
-        <w:t>Необходимо разработать простейший аналог утилиты traceroute / tracert, изученной в рамках первой лабораторной работы. В качестве протокола передачи данных можно использовать ICMP или UDP (на выбор). При реализации использовать программный интерфейс сокетов (готовые реализации отправки/получения echo запросов использовать запрещено). </w:t>
+        <w:t>Необходимо разработать простейший аналог утилиты </w:t>
+      </w:r>
+      <w:proofErr w:type="spellStart"/>
+      <w:r>
+        <w:rPr>
+          <w:rFonts w:ascii="Times New Roman" w:hAnsi="Times New Roman" w:cs="Times New Roman"/>
+          <w:sz w:val="28"/>
+          <w:szCs w:val="28"/>
+        </w:rPr>
+        <w:t>traceroute</w:t>
+      </w:r>
+      <w:proofErr w:type="spellEnd"/>
+      <w:r>
+        <w:rPr>
+          <w:rFonts w:ascii="Times New Roman" w:hAnsi="Times New Roman" w:cs="Times New Roman"/>
+          <w:sz w:val="28"/>
+          <w:szCs w:val="28"/>
+        </w:rPr>
+        <w:t xml:space="preserve"> / </w:t>
+      </w:r>
+      <w:proofErr w:type="spellStart"/>
+      <w:r>
+        <w:rPr>
+          <w:rFonts w:ascii="Times New Roman" w:hAnsi="Times New Roman" w:cs="Times New Roman"/>
+          <w:sz w:val="28"/>
+          <w:szCs w:val="28"/>
+        </w:rPr>
+        <w:t>tracert</w:t>
+      </w:r>
+      <w:proofErr w:type="spellEnd"/>
+      <w:r>
+        <w:rPr>
+          <w:rFonts w:ascii="Times New Roman" w:hAnsi="Times New Roman" w:cs="Times New Roman"/>
+          <w:sz w:val="28"/>
+          <w:szCs w:val="28"/>
+        </w:rPr>
+        <w:t xml:space="preserve">, изученной в рамках первой лабораторной работы. В качестве протокола передачи данных можно использовать ICMP или UDP (на выбор). При реализации использовать программный интерфейс сокетов (готовые реализации отправки/получения </w:t>
+      </w:r>
+      <w:proofErr w:type="spellStart"/>
+      <w:r>
+        <w:rPr>
+          <w:rFonts w:ascii="Times New Roman" w:hAnsi="Times New Roman" w:cs="Times New Roman"/>
+          <w:sz w:val="28"/>
+          <w:szCs w:val="28"/>
+        </w:rPr>
+        <w:t>echo</w:t>
+      </w:r>
+      <w:proofErr w:type="spellEnd"/>
+      <w:r>
+        <w:rPr>
+          <w:rFonts w:ascii="Times New Roman" w:hAnsi="Times New Roman" w:cs="Times New Roman"/>
+          <w:sz w:val="28"/>
+          <w:szCs w:val="28"/>
+        </w:rPr>
+        <w:t xml:space="preserve"> запросов использовать запрещено). </w:t>
       </w:r>
     </w:p>
     <w:p>
@@ -157,7 +243,43 @@
           <w:sz w:val="28"/>
           <w:szCs w:val="28"/>
         </w:rPr>
-        <w:t>Утилита должна принимать в качестве параметра IP-адрес целевого узла и выводить узлы маршрута аналогично системному traceroute / tracert (порядковый номер, время ожидания ответа для каждого отправленного пакета и адрес узла). Следует отправлять более одного пакета. </w:t>
+        <w:t>Утилита должна принимать в качестве параметра IP-адрес целевого узла и выводить узлы маршрута аналогично системному </w:t>
+      </w:r>
+      <w:proofErr w:type="spellStart"/>
+      <w:r>
+        <w:rPr>
+          <w:rFonts w:ascii="Times New Roman" w:hAnsi="Times New Roman" w:cs="Times New Roman"/>
+          <w:sz w:val="28"/>
+          <w:szCs w:val="28"/>
+        </w:rPr>
+        <w:t>traceroute</w:t>
+      </w:r>
+      <w:proofErr w:type="spellEnd"/>
+      <w:r>
+        <w:rPr>
+          <w:rFonts w:ascii="Times New Roman" w:hAnsi="Times New Roman" w:cs="Times New Roman"/>
+          <w:sz w:val="28"/>
+          <w:szCs w:val="28"/>
+        </w:rPr>
+        <w:t xml:space="preserve"> / </w:t>
+      </w:r>
+      <w:proofErr w:type="spellStart"/>
+      <w:r>
+        <w:rPr>
+          <w:rFonts w:ascii="Times New Roman" w:hAnsi="Times New Roman" w:cs="Times New Roman"/>
+          <w:sz w:val="28"/>
+          <w:szCs w:val="28"/>
+        </w:rPr>
+        <w:t>tracert</w:t>
+      </w:r>
+      <w:proofErr w:type="spellEnd"/>
+      <w:r>
+        <w:rPr>
+          <w:rFonts w:ascii="Times New Roman" w:hAnsi="Times New Roman" w:cs="Times New Roman"/>
+          <w:sz w:val="28"/>
+          <w:szCs w:val="28"/>
+        </w:rPr>
+        <w:t> (порядковый номер, время ожидания ответа для каждого отправленного пакета и адрес узла). Следует отправлять более одного пакета. </w:t>
       </w:r>
     </w:p>
     <w:p>
@@ -176,7 +298,43 @@
           <w:sz w:val="28"/>
           <w:szCs w:val="28"/>
         </w:rPr>
-        <w:t>Проверьте, что разработанная программа дает такие же результаты, как и системная. Проанализируйте трафик, генерируемый вашей программой в процессе работы, с помощью Wireshark. Также Wireshark можно использовать при отладке, в случае проблем с получением эхо-ответов. </w:t>
+        <w:t xml:space="preserve">Проверьте, что разработанная программа дает такие же результаты, как и системная. Проанализируйте трафик, генерируемый вашей программой в процессе работы, с помощью </w:t>
+      </w:r>
+      <w:proofErr w:type="spellStart"/>
+      <w:r>
+        <w:rPr>
+          <w:rFonts w:ascii="Times New Roman" w:hAnsi="Times New Roman" w:cs="Times New Roman"/>
+          <w:sz w:val="28"/>
+          <w:szCs w:val="28"/>
+        </w:rPr>
+        <w:t>Wireshark</w:t>
+      </w:r>
+      <w:proofErr w:type="spellEnd"/>
+      <w:r>
+        <w:rPr>
+          <w:rFonts w:ascii="Times New Roman" w:hAnsi="Times New Roman" w:cs="Times New Roman"/>
+          <w:sz w:val="28"/>
+          <w:szCs w:val="28"/>
+        </w:rPr>
+        <w:t xml:space="preserve">. Также </w:t>
+      </w:r>
+      <w:proofErr w:type="spellStart"/>
+      <w:r>
+        <w:rPr>
+          <w:rFonts w:ascii="Times New Roman" w:hAnsi="Times New Roman" w:cs="Times New Roman"/>
+          <w:sz w:val="28"/>
+          <w:szCs w:val="28"/>
+        </w:rPr>
+        <w:t>Wireshark</w:t>
+      </w:r>
+      <w:proofErr w:type="spellEnd"/>
+      <w:r>
+        <w:rPr>
+          <w:rFonts w:ascii="Times New Roman" w:hAnsi="Times New Roman" w:cs="Times New Roman"/>
+          <w:sz w:val="28"/>
+          <w:szCs w:val="28"/>
+        </w:rPr>
+        <w:t xml:space="preserve"> можно использовать при отладке, в случае проблем с получением эхо-ответов. </w:t>
       </w:r>
     </w:p>
     <w:p>
@@ -195,7 +353,97 @@
           <w:sz w:val="28"/>
           <w:szCs w:val="28"/>
         </w:rPr>
-        <w:t>Обратите внимание на значение контрольной суммы (Wireshark показывает, верно ли оно подсчитано) и обновление значения sequence number между отправками (изучите, как оно изменяется в системной утилите traceroute / tracert). </w:t>
+        <w:t>Обратите внимание на значение контрольной суммы (</w:t>
+      </w:r>
+      <w:proofErr w:type="spellStart"/>
+      <w:r>
+        <w:rPr>
+          <w:rFonts w:ascii="Times New Roman" w:hAnsi="Times New Roman" w:cs="Times New Roman"/>
+          <w:sz w:val="28"/>
+          <w:szCs w:val="28"/>
+        </w:rPr>
+        <w:t>Wireshark</w:t>
+      </w:r>
+      <w:proofErr w:type="spellEnd"/>
+      <w:r>
+        <w:rPr>
+          <w:rFonts w:ascii="Times New Roman" w:hAnsi="Times New Roman" w:cs="Times New Roman"/>
+          <w:sz w:val="28"/>
+          <w:szCs w:val="28"/>
+        </w:rPr>
+        <w:t xml:space="preserve"> показывает, верно ли оно подсчитано) и обновление значения </w:t>
+      </w:r>
+      <w:proofErr w:type="spellStart"/>
+      <w:r>
+        <w:rPr>
+          <w:rFonts w:ascii="Times New Roman" w:hAnsi="Times New Roman" w:cs="Times New Roman"/>
+          <w:sz w:val="28"/>
+          <w:szCs w:val="28"/>
+        </w:rPr>
+        <w:t>sequence</w:t>
+      </w:r>
+      <w:proofErr w:type="spellEnd"/>
+      <w:r>
+        <w:rPr>
+          <w:rFonts w:ascii="Times New Roman" w:hAnsi="Times New Roman" w:cs="Times New Roman"/>
+          <w:sz w:val="28"/>
+          <w:szCs w:val="28"/>
+        </w:rPr>
+        <w:t xml:space="preserve"> </w:t>
+      </w:r>
+      <w:proofErr w:type="spellStart"/>
+      <w:r>
+        <w:rPr>
+          <w:rFonts w:ascii="Times New Roman" w:hAnsi="Times New Roman" w:cs="Times New Roman"/>
+          <w:sz w:val="28"/>
+          <w:szCs w:val="28"/>
+        </w:rPr>
+        <w:t>number</w:t>
+      </w:r>
+      <w:proofErr w:type="spellEnd"/>
+      <w:r>
+        <w:rPr>
+          <w:rFonts w:ascii="Times New Roman" w:hAnsi="Times New Roman" w:cs="Times New Roman"/>
+          <w:sz w:val="28"/>
+          <w:szCs w:val="28"/>
+        </w:rPr>
+        <w:t xml:space="preserve"> между отправками (изучите, как оно изменяется в системной утилите </w:t>
+      </w:r>
+      <w:proofErr w:type="spellStart"/>
+      <w:r>
+        <w:rPr>
+          <w:rFonts w:ascii="Times New Roman" w:hAnsi="Times New Roman" w:cs="Times New Roman"/>
+          <w:sz w:val="28"/>
+          <w:szCs w:val="28"/>
+        </w:rPr>
+        <w:t>traceroute</w:t>
+      </w:r>
+      <w:proofErr w:type="spellEnd"/>
+      <w:r>
+        <w:rPr>
+          <w:rFonts w:ascii="Times New Roman" w:hAnsi="Times New Roman" w:cs="Times New Roman"/>
+          <w:sz w:val="28"/>
+          <w:szCs w:val="28"/>
+        </w:rPr>
+        <w:t xml:space="preserve"> / </w:t>
+      </w:r>
+      <w:proofErr w:type="spellStart"/>
+      <w:r>
+        <w:rPr>
+          <w:rFonts w:ascii="Times New Roman" w:hAnsi="Times New Roman" w:cs="Times New Roman"/>
+          <w:sz w:val="28"/>
+          <w:szCs w:val="28"/>
+        </w:rPr>
+        <w:t>tracert</w:t>
+      </w:r>
+      <w:proofErr w:type="spellEnd"/>
+      <w:r>
+        <w:rPr>
+          <w:rFonts w:ascii="Times New Roman" w:hAnsi="Times New Roman" w:cs="Times New Roman"/>
+          <w:sz w:val="28"/>
+          <w:szCs w:val="28"/>
+        </w:rPr>
+        <w:t>). </w:t>
       </w:r>
     </w:p>
     <w:p>
@@ -214,7 +462,43 @@
           <w:sz w:val="28"/>
           <w:szCs w:val="28"/>
         </w:rPr>
-        <w:t>Добавить параметр командной строки, активирующий режим разрешения в имена узлов через обратные DNS-запросы. В этом режиме помимо IP-адресов узлов маршрута должны выводиться и их имена (такое поведение является поведением по умолчанию для системных tracert / traceroute). </w:t>
+        <w:t>Добавить параметр командной строки, активирующий режим разрешения в имена узлов через обратные DNS-запросы. В этом режиме помимо IP-адресов узлов маршрута должны выводиться и их имена (такое поведение является поведением по умолчанию для системных </w:t>
+      </w:r>
+      <w:proofErr w:type="spellStart"/>
+      <w:r>
+        <w:rPr>
+          <w:rFonts w:ascii="Times New Roman" w:hAnsi="Times New Roman" w:cs="Times New Roman"/>
+          <w:sz w:val="28"/>
+          <w:szCs w:val="28"/>
+        </w:rPr>
+        <w:t>tracert</w:t>
+      </w:r>
+      <w:proofErr w:type="spellEnd"/>
+      <w:r>
+        <w:rPr>
+          <w:rFonts w:ascii="Times New Roman" w:hAnsi="Times New Roman" w:cs="Times New Roman"/>
+          <w:sz w:val="28"/>
+          <w:szCs w:val="28"/>
+        </w:rPr>
+        <w:t xml:space="preserve"> / </w:t>
+      </w:r>
+      <w:proofErr w:type="spellStart"/>
+      <w:r>
+        <w:rPr>
+          <w:rFonts w:ascii="Times New Roman" w:hAnsi="Times New Roman" w:cs="Times New Roman"/>
+          <w:sz w:val="28"/>
+          <w:szCs w:val="28"/>
+        </w:rPr>
+        <w:t>traceroute</w:t>
+      </w:r>
+      <w:proofErr w:type="spellEnd"/>
+      <w:r>
+        <w:rPr>
+          <w:rFonts w:ascii="Times New Roman" w:hAnsi="Times New Roman" w:cs="Times New Roman"/>
+          <w:sz w:val="28"/>
+          <w:szCs w:val="28"/>
+        </w:rPr>
+        <w:t>). </w:t>
       </w:r>
     </w:p>
     <w:p>
@@ -233,7 +517,25 @@
           <w:sz w:val="28"/>
           <w:szCs w:val="28"/>
         </w:rPr>
-        <w:t>Добавить возможность задавать имя целевого узла вместо его IP-адреса: mytraceroute google.com. </w:t>
+        <w:t>Добавить возможность задавать имя целевого узла вместо его IP-адреса: </w:t>
+      </w:r>
+      <w:proofErr w:type="spellStart"/>
+      <w:r>
+        <w:rPr>
+          <w:rFonts w:ascii="Times New Roman" w:hAnsi="Times New Roman" w:cs="Times New Roman"/>
+          <w:sz w:val="28"/>
+          <w:szCs w:val="28"/>
+        </w:rPr>
+        <w:t>mytraceroute</w:t>
+      </w:r>
+      <w:proofErr w:type="spellEnd"/>
+      <w:r>
+        <w:rPr>
+          <w:rFonts w:ascii="Times New Roman" w:hAnsi="Times New Roman" w:cs="Times New Roman"/>
+          <w:sz w:val="28"/>
+          <w:szCs w:val="28"/>
+        </w:rPr>
+        <w:t xml:space="preserve"> google.com. </w:t>
       </w:r>
     </w:p>
     <w:p>
@@ -290,6 +592,7 @@
         </w:rPr>
         <w:t>«</w:t>
       </w:r>
+      <w:proofErr w:type="spellStart"/>
       <w:r>
         <w:rPr>
           <w:rFonts w:ascii="Times New Roman" w:hAnsi="Times New Roman" w:cs="Times New Roman"/>
@@ -299,6 +602,7 @@
         </w:rPr>
         <w:t>tracert</w:t>
       </w:r>
+      <w:proofErr w:type="spellEnd"/>
       <w:r>
         <w:rPr>
           <w:rFonts w:ascii="Times New Roman" w:hAnsi="Times New Roman" w:cs="Times New Roman"/>
@@ -6036,6 +6340,7 @@
         </w:rPr>
         <w:t>«</w:t>
       </w:r>
+      <w:proofErr w:type="spellStart"/>
       <w:r>
         <w:rPr>
           <w:rFonts w:ascii="Times New Roman" w:hAnsi="Times New Roman" w:cs="Times New Roman"/>
@@ -6045,6 +6350,7 @@
         </w:rPr>
         <w:t>rw</w:t>
       </w:r>
+      <w:proofErr w:type="spellEnd"/>
       <w:r>
         <w:rPr>
           <w:rFonts w:ascii="Times New Roman" w:hAnsi="Times New Roman" w:cs="Times New Roman"/>
@@ -6473,6 +6779,7 @@
         </w:rPr>
         <w:t>-</w:t>
       </w:r>
+      <w:proofErr w:type="spellStart"/>
       <w:r>
         <w:rPr>
           <w:rFonts w:ascii="Times New Roman" w:hAnsi="Times New Roman" w:cs="Times New Roman"/>
@@ -6482,6 +6789,7 @@
         </w:rPr>
         <w:t>dns</w:t>
       </w:r>
+      <w:proofErr w:type="spellEnd"/>
       <w:r>
         <w:rPr>
           <w:rFonts w:ascii="Times New Roman" w:hAnsi="Times New Roman" w:cs="Times New Roman"/>
@@ -6541,6 +6849,7 @@
         </w:rPr>
         <w:t>-</w:t>
       </w:r>
+      <w:proofErr w:type="spellStart"/>
       <w:r>
         <w:rPr>
           <w:rFonts w:ascii="Times New Roman" w:hAnsi="Times New Roman" w:cs="Times New Roman"/>
@@ -6550,6 +6859,7 @@
         </w:rPr>
         <w:t>dns</w:t>
       </w:r>
+      <w:proofErr w:type="spellEnd"/>
       <w:r>
         <w:rPr>
           <w:rFonts w:ascii="Times New Roman" w:hAnsi="Times New Roman" w:cs="Times New Roman"/>
@@ -7315,6 +7625,7 @@
         </w:rPr>
         <w:t>«</w:t>
       </w:r>
+      <w:proofErr w:type="spellStart"/>
       <w:r>
         <w:rPr>
           <w:rFonts w:ascii="Times New Roman" w:hAnsi="Times New Roman" w:cs="Times New Roman"/>
@@ -7323,6 +7634,7 @@
         </w:rPr>
         <w:t>trace</w:t>
       </w:r>
+      <w:proofErr w:type="spellEnd"/>
       <w:r>
         <w:rPr>
           <w:rFonts w:ascii="Times New Roman" w:hAnsi="Times New Roman" w:cs="Times New Roman"/>
@@ -7380,7 +7692,25 @@
           <w:sz w:val="28"/>
           <w:szCs w:val="28"/>
         </w:rPr>
-        <w:t xml:space="preserve"> трассировка к целевому узлу по IP-адресу, где в консоли отображаются только IP промежуточных маршрутизаторов, а в Wireshark вид</w:t>
+        <w:t xml:space="preserve"> трассировка к целевому узлу по IP-адресу, где в консоли отображаются только IP промежуточных маршрутизаторов, а в </w:t>
+      </w:r>
+      <w:proofErr w:type="spellStart"/>
+      <w:r>
+        <w:rPr>
+          <w:rFonts w:ascii="Times New Roman" w:hAnsi="Times New Roman" w:cs="Times New Roman"/>
+          <w:sz w:val="28"/>
+          <w:szCs w:val="28"/>
+        </w:rPr>
+        <w:t>Wireshark</w:t>
+      </w:r>
+      <w:proofErr w:type="spellEnd"/>
+      <w:r>
+        <w:rPr>
+          <w:rFonts w:ascii="Times New Roman" w:hAnsi="Times New Roman" w:cs="Times New Roman"/>
+          <w:sz w:val="28"/>
+          <w:szCs w:val="28"/>
+        </w:rPr>
+        <w:t xml:space="preserve"> вид</w:t>
       </w:r>
       <w:r>
         <w:rPr>
@@ -7494,8 +7824,18 @@
           <w:sz w:val="28"/>
           <w:szCs w:val="28"/>
         </w:rPr>
-        <w:t>Time Exceeded</w:t>
-      </w:r>
+        <w:t xml:space="preserve">Time </w:t>
+      </w:r>
+      <w:proofErr w:type="spellStart"/>
+      <w:r>
+        <w:rPr>
+          <w:rFonts w:ascii="Times New Roman" w:hAnsi="Times New Roman" w:cs="Times New Roman"/>
+          <w:sz w:val="28"/>
+          <w:szCs w:val="28"/>
+        </w:rPr>
+        <w:t>Exceeded</w:t>
+      </w:r>
+      <w:proofErr w:type="spellEnd"/>
       <w:r>
         <w:rPr>
           <w:rFonts w:ascii="Times New Roman" w:hAnsi="Times New Roman" w:cs="Times New Roman"/>
@@ -7592,7 +7932,25 @@
           <w:sz w:val="28"/>
           <w:szCs w:val="28"/>
         </w:rPr>
-        <w:t xml:space="preserve"> использование флага «-dns» с IP-адресом, при котором дополнительно выполняются PTR-запросы для получения доменных имен всех промежуточных узлов (если они существуют), что отображается в консоли в формате «имя </w:t>
+        <w:t xml:space="preserve"> использование флага «-</w:t>
+      </w:r>
+      <w:proofErr w:type="spellStart"/>
+      <w:r>
+        <w:rPr>
+          <w:rFonts w:ascii="Times New Roman" w:hAnsi="Times New Roman" w:cs="Times New Roman"/>
+          <w:sz w:val="28"/>
+          <w:szCs w:val="28"/>
+        </w:rPr>
+        <w:t>dns</w:t>
+      </w:r>
+      <w:proofErr w:type="spellEnd"/>
+      <w:r>
+        <w:rPr>
+          <w:rFonts w:ascii="Times New Roman" w:hAnsi="Times New Roman" w:cs="Times New Roman"/>
+          <w:sz w:val="28"/>
+          <w:szCs w:val="28"/>
+        </w:rPr>
+        <w:t xml:space="preserve">» с IP-адресом, при котором дополнительно выполняются PTR-запросы для получения доменных имен всех промежуточных узлов (если они существуют), что отображается в консоли в формате «имя </w:t>
       </w:r>
       <w:r>
         <w:rPr>
@@ -7634,6 +7992,7 @@
         </w:rPr>
         <w:t>«</w:t>
       </w:r>
+      <w:proofErr w:type="spellStart"/>
       <w:r>
         <w:rPr>
           <w:rFonts w:ascii="Times New Roman" w:hAnsi="Times New Roman" w:cs="Times New Roman"/>
@@ -7651,6 +8010,7 @@
         </w:rPr>
         <w:t>ou</w:t>
       </w:r>
+      <w:proofErr w:type="spellEnd"/>
       <w:r>
         <w:rPr>
           <w:rFonts w:ascii="Times New Roman" w:hAnsi="Times New Roman" w:cs="Times New Roman"/>
